--- a/docs/Trabajo_Parcial_Keylogger.docx
+++ b/docs/Trabajo_Parcial_Keylogger.docx
@@ -4301,7 +4301,7 @@
             <w:rFonts w:ascii="Arial" w:hAnsi="Arial" w:cs="Arial"/>
             <w:sz w:val="22"/>
           </w:rPr>
-          <w:t xml:space="preserve">https://github.com/hildemarochilequiroga-maker/keylogger-educativo</w:t>
+          <w:t xml:space="preserve">https://github.com/hilde-chile/keylogger-educativo</w:t>
         </w:r>
       </w:hyperlink>
     </w:p>
